--- a/inspection-rep-docx/album_template_new.docx
+++ b/inspection-rep-docx/album_template_new.docx
@@ -3674,8 +3674,8 @@
         <w:gridCol w:w="770"/>
         <w:gridCol w:w="2002"/>
         <w:gridCol w:w="4311"/>
-        <w:gridCol w:w="5235"/>
-        <w:gridCol w:w="3080"/>
+        <w:gridCol w:w="5543"/>
+        <w:gridCol w:w="2772"/>
       </w:tblGrid>
       <w:tr>
         <w:trPr/>
@@ -3795,7 +3795,7 @@
         </w:tc>
         <w:tc>
           <w:tcPr>
-            <w:tcW w:w="5235" w:type="dxa"/>
+            <w:tcW w:w="5543" w:type="dxa"/>
             <w:tcBorders>
               <w:top w:val="single" w:sz="4" w:space="0" w:color="808080"/>
               <w:left w:val="single" w:sz="4" w:space="0" w:color="808080"/>
@@ -3834,7 +3834,7 @@
         </w:tc>
         <w:tc>
           <w:tcPr>
-            <w:tcW w:w="3080" w:type="dxa"/>
+            <w:tcW w:w="2772" w:type="dxa"/>
             <w:tcBorders>
               <w:top w:val="single" w:sz="4" w:space="0" w:color="808080"/>
               <w:left w:val="single" w:sz="4" w:space="0" w:color="808080"/>
@@ -4345,7 +4345,7 @@
         </w:tc>
         <w:tc>
           <w:tcPr>
-            <w:tcW w:w="5235" w:type="dxa"/>
+            <w:tcW w:w="5543" w:type="dxa"/>
             <w:tcBorders>
               <w:left w:val="single" w:sz="4" w:space="0" w:color="808080"/>
               <w:bottom w:val="single" w:sz="4" w:space="0" w:color="808080"/>
@@ -26638,7 +26638,7 @@
         </w:tc>
         <w:tc>
           <w:tcPr>
-            <w:tcW w:w="3080" w:type="dxa"/>
+            <w:tcW w:w="2772" w:type="dxa"/>
             <w:tcBorders>
               <w:left w:val="single" w:sz="4" w:space="0" w:color="808080"/>
               <w:bottom w:val="single" w:sz="4" w:space="0" w:color="808080"/>
@@ -26717,7 +26717,72 @@
                 <w:szCs w:val="22"/>
                 <w:shd w:fill="auto" w:val="clear"/>
               </w:rPr>
-              <w:t>if item.</w:t>
+              <w:t xml:space="preserve">if </w:t>
+            </w:r>
+            <w:r>
+              <w:rPr>
+                <w:rStyle w:val="Style12"/>
+                <w:rFonts w:ascii="Liberation Serif" w:hAnsi="Liberation Serif"/>
+                <w:b w:val="false"/>
+                <w:bCs/>
+                <w:color w:val="CC0000"/>
+                <w:sz w:val="22"/>
+                <w:szCs w:val="22"/>
+                <w:shd w:fill="auto" w:val="clear"/>
+              </w:rPr>
+              <w:t xml:space="preserve">not </w:t>
+            </w:r>
+            <w:r>
+              <w:rPr>
+                <w:rStyle w:val="Style12"/>
+                <w:rFonts w:ascii="Liberation Serif" w:hAnsi="Liberation Serif"/>
+                <w:b w:val="false"/>
+                <w:bCs/>
+                <w:color w:val="CC0000"/>
+                <w:sz w:val="22"/>
+                <w:szCs w:val="22"/>
+                <w:shd w:fill="FFFFFF" w:val="clear"/>
+              </w:rPr>
+              <w:t xml:space="preserve">item.history_unit_names </w:t>
+            </w:r>
+            <w:r>
+              <w:rPr>
+                <w:rStyle w:val="Style12"/>
+                <w:rFonts w:ascii="Liberation Serif" w:hAnsi="Liberation Serif"/>
+                <w:b w:val="false"/>
+                <w:bCs/>
+                <w:color w:val="CC0000"/>
+                <w:sz w:val="22"/>
+                <w:szCs w:val="22"/>
+                <w:shd w:fill="FFFFFF" w:val="clear"/>
+              </w:rPr>
+              <w:t>or</w:t>
+            </w:r>
+            <w:r>
+              <w:rPr>
+                <w:rStyle w:val="Style12"/>
+                <w:rFonts w:ascii="Liberation Serif" w:hAnsi="Liberation Serif"/>
+                <w:b w:val="false"/>
+                <w:bCs/>
+                <w:color w:val="CC0000"/>
+                <w:sz w:val="22"/>
+                <w:szCs w:val="22"/>
+                <w:shd w:fill="FFFFFF" w:val="clear"/>
+              </w:rPr>
+              <w:t xml:space="preserve"> </w:t>
+            </w:r>
+            <w:r>
+              <w:rPr>
+                <w:rStyle w:val="Style12"/>
+                <w:rFonts w:ascii="Liberation Serif" w:hAnsi="Liberation Serif"/>
+                <w:b w:val="false"/>
+                <w:bCs/>
+                <w:color w:val="CC0000"/>
+                <w:sz w:val="22"/>
+                <w:szCs w:val="22"/>
+                <w:shd w:fill="auto" w:val="clear"/>
+              </w:rPr>
+              <w:t>item.</w:t>
             </w:r>
             <w:r>
               <w:rPr>

--- a/inspection-rep-docx/album_template_new.docx
+++ b/inspection-rep-docx/album_template_new.docx
@@ -4840,30 +4840,21 @@
           </w:p>
           <w:p>
             <w:pPr>
-              <w:pStyle w:val="Style19"/>
+              <w:pStyle w:val="Normal"/>
               <w:bidi w:val="0"/>
+              <w:spacing w:lineRule="atLeast" w:line="285"/>
+              <w:ind w:hanging="0" w:left="0" w:right="0"/>
               <w:jc w:val="left"/>
-              <w:rPr>
-                <w:rFonts w:ascii="Liberation Serif" w:hAnsi="Liberation Serif"/>
-                <w:b w:val="false"/>
-                <w:bCs w:val="false"/>
-                <w:sz w:val="22"/>
-                <w:szCs w:val="22"/>
-              </w:rPr>
+              <w:rPr/>
             </w:pPr>
             <w:r>
               <w:rPr>
-                <w:rFonts w:ascii="Liberation Serif" w:hAnsi="Liberation Serif"/>
-                <w:b w:val="false"/>
-                <w:bCs w:val="false"/>
-                <w:i w:val="false"/>
-                <w:caps w:val="false"/>
-                <w:smallCaps w:val="false"/>
-                <w:color w:val="1C2024"/>
-                <w:spacing w:val="0"/>
-                <w:sz w:val="22"/>
-                <w:szCs w:val="22"/>
-              </w:rPr>
+                <w:rStyle w:val="Style12"/>
+                <w:rFonts w:ascii="Liberation Serif" w:hAnsi="Liberation Serif"/>
+                <w:color w:val="000000"/>
+                <w:shd w:fill="FFFFFF" w:val="clear"/>
+              </w:rPr>
+              <w:t>30</w:t>
             </w:r>
           </w:p>
           <w:p>
@@ -24910,7 +24901,67 @@
                 <w:shd w:fill="FFFFFF" w:val="clear"/>
                 <w:em w:val="none"/>
               </w:rPr>
-              <w:t xml:space="preserve"> &gt;= 30</w:t>
+              <w:t xml:space="preserve"> &gt;= </w:t>
+            </w:r>
+            <w:r>
+              <w:rPr>
+                <w:rStyle w:val="Style12"/>
+                <w:rFonts w:ascii="Liberation Serif" w:hAnsi="Liberation Serif"/>
+                <w:b w:val="false"/>
+                <w:bCs w:val="false"/>
+                <w:i w:val="false"/>
+                <w:strike w:val="false"/>
+                <w:dstrike w:val="false"/>
+                <w:outline w:val="false"/>
+                <w:shadow w:val="false"/>
+                <w:color w:val="C9211E"/>
+                <w:sz w:val="22"/>
+                <w:szCs w:val="22"/>
+                <w:u w:val="none"/>
+                <w:shd w:fill="FFFFFF" w:val="clear"/>
+                <w:em w:val="none"/>
+              </w:rPr>
+              <w:t>1</w:t>
+            </w:r>
+            <w:r>
+              <w:rPr>
+                <w:rStyle w:val="Style12"/>
+                <w:rFonts w:ascii="Liberation Serif" w:hAnsi="Liberation Serif"/>
+                <w:b w:val="false"/>
+                <w:bCs w:val="false"/>
+                <w:i w:val="false"/>
+                <w:strike w:val="false"/>
+                <w:dstrike w:val="false"/>
+                <w:outline w:val="false"/>
+                <w:shadow w:val="false"/>
+                <w:color w:val="C9211E"/>
+                <w:sz w:val="22"/>
+                <w:szCs w:val="22"/>
+                <w:u w:val="none"/>
+                <w:shd w:fill="FFFFFF" w:val="clear"/>
+                <w:em w:val="none"/>
+              </w:rPr>
+              <w:t>0</w:t>
+            </w:r>
+            <w:r>
+              <w:rPr>
+                <w:rStyle w:val="Style12"/>
+                <w:rFonts w:ascii="Liberation Serif" w:hAnsi="Liberation Serif"/>
+                <w:b w:val="false"/>
+                <w:bCs w:val="false"/>
+                <w:i w:val="false"/>
+                <w:strike w:val="false"/>
+                <w:dstrike w:val="false"/>
+                <w:outline w:val="false"/>
+                <w:shadow w:val="false"/>
+                <w:color w:val="C9211E"/>
+                <w:sz w:val="22"/>
+                <w:szCs w:val="22"/>
+                <w:u w:val="none"/>
+                <w:shd w:fill="FFFFFF" w:val="clear"/>
+                <w:em w:val="none"/>
+              </w:rPr>
+              <w:t>0</w:t>
             </w:r>
             <w:r>
               <w:rPr>
@@ -24971,211 +25022,6 @@
                 <w:em w:val="none"/>
               </w:rPr>
               <w:t>}</w:t>
-            </w:r>
-          </w:p>
-          <w:p>
-            <w:pPr>
-              <w:pStyle w:val="Normal"/>
-              <w:bidi w:val="0"/>
-              <w:jc w:val="left"/>
-              <w:rPr/>
-            </w:pPr>
-            <w:r>
-              <w:rPr>
-                <w:rStyle w:val="Style12"/>
-                <w:rFonts w:ascii="Liberation Serif" w:hAnsi="Liberation Serif"/>
-                <w:b w:val="false"/>
-                <w:bCs/>
-                <w:i w:val="false"/>
-                <w:strike w:val="false"/>
-                <w:dstrike w:val="false"/>
-                <w:outline w:val="false"/>
-                <w:shadow w:val="false"/>
-                <w:color w:val="000000"/>
-                <w:sz w:val="22"/>
-                <w:szCs w:val="22"/>
-                <w:u w:val="none"/>
-                <w:shd w:fill="FFFFFF" w:val="clear"/>
-                <w:em w:val="none"/>
-              </w:rPr>
-              <w:t>П</w:t>
-            </w:r>
-            <w:r>
-              <w:rPr>
-                <w:rStyle w:val="Style12"/>
-                <w:rFonts w:ascii="Liberation Serif" w:hAnsi="Liberation Serif"/>
-                <w:b w:val="false"/>
-                <w:bCs/>
-                <w:i w:val="false"/>
-                <w:strike w:val="false"/>
-                <w:dstrike w:val="false"/>
-                <w:outline w:val="false"/>
-                <w:shadow w:val="false"/>
-                <w:color w:val="000000"/>
-                <w:sz w:val="22"/>
-                <w:szCs w:val="22"/>
-                <w:u w:val="none"/>
-                <w:shd w:fill="auto" w:val="clear"/>
-                <w:em w:val="none"/>
-              </w:rPr>
-              <w:t>ревышение установленного абсолютного значения наибольшей допустимой температуры</w:t>
-            </w:r>
-            <w:r>
-              <w:rPr>
-                <w:rStyle w:val="Style12"/>
-                <w:rFonts w:ascii="Liberation Serif" w:hAnsi="Liberation Serif"/>
-                <w:b w:val="false"/>
-                <w:bCs w:val="false"/>
-                <w:i w:val="false"/>
-                <w:strike w:val="false"/>
-                <w:dstrike w:val="false"/>
-                <w:outline w:val="false"/>
-                <w:shadow w:val="false"/>
-                <w:color w:val="000000"/>
-                <w:sz w:val="22"/>
-                <w:szCs w:val="22"/>
-                <w:u w:val="none"/>
-                <w:shd w:fill="auto" w:val="clear"/>
-                <w:em w:val="none"/>
-              </w:rPr>
-              <w:t>{{</w:t>
-            </w:r>
-            <w:r>
-              <w:rPr>
-                <w:rStyle w:val="Style12"/>
-                <w:rFonts w:ascii="Liberation Serif" w:hAnsi="Liberation Serif"/>
-                <w:b w:val="false"/>
-                <w:bCs w:val="false"/>
-                <w:i w:val="false"/>
-                <w:strike w:val="false"/>
-                <w:dstrike w:val="false"/>
-                <w:outline w:val="false"/>
-                <w:shadow w:val="false"/>
-                <w:color w:val="000000"/>
-                <w:sz w:val="22"/>
-                <w:szCs w:val="22"/>
-                <w:u w:val="none"/>
-                <w:shd w:fill="FFFFFF" w:val="clear"/>
-                <w:em w:val="none"/>
-              </w:rPr>
-              <w:t xml:space="preserve"> (</w:t>
-            </w:r>
-            <w:r>
-              <w:rPr>
-                <w:rStyle w:val="Style12"/>
-                <w:rFonts w:ascii="Liberation Serif" w:hAnsi="Liberation Serif"/>
-                <w:b w:val="false"/>
-                <w:bCs w:val="false"/>
-                <w:i w:val="false"/>
-                <w:strike w:val="false"/>
-                <w:dstrike w:val="false"/>
-                <w:outline w:val="false"/>
-                <w:shadow w:val="false"/>
-                <w:color w:val="000000"/>
-                <w:sz w:val="22"/>
-                <w:szCs w:val="22"/>
-                <w:u w:val="none"/>
-                <w:shd w:fill="auto" w:val="clear"/>
-                <w:em w:val="none"/>
-              </w:rPr>
-              <w:t>t_sticker</w:t>
-            </w:r>
-            <w:r>
-              <w:rPr>
-                <w:rStyle w:val="Style12"/>
-                <w:rFonts w:ascii="Liberation Serif" w:hAnsi="Liberation Serif"/>
-                <w:b w:val="false"/>
-                <w:bCs w:val="false"/>
-                <w:i w:val="false"/>
-                <w:strike w:val="false"/>
-                <w:dstrike w:val="false"/>
-                <w:outline w:val="false"/>
-                <w:shadow w:val="false"/>
-                <w:color w:val="000000"/>
-                <w:sz w:val="22"/>
-                <w:szCs w:val="22"/>
-                <w:u w:val="none"/>
-                <w:shd w:fill="FFFFFF" w:val="clear"/>
-                <w:em w:val="none"/>
-              </w:rPr>
-              <w:t xml:space="preserve"> - </w:t>
-            </w:r>
-            <w:r>
-              <w:rPr>
-                <w:rStyle w:val="Style12"/>
-                <w:rFonts w:ascii="Liberation Serif" w:hAnsi="Liberation Serif"/>
-                <w:b w:val="false"/>
-                <w:bCs w:val="false"/>
-                <w:i w:val="false"/>
-                <w:strike w:val="false"/>
-                <w:dstrike w:val="false"/>
-                <w:outline w:val="false"/>
-                <w:shadow w:val="false"/>
-                <w:color w:val="000000"/>
-                <w:sz w:val="22"/>
-                <w:szCs w:val="22"/>
-                <w:u w:val="none"/>
-                <w:shd w:fill="auto" w:val="clear"/>
-                <w:em w:val="none"/>
-              </w:rPr>
-              <w:t>item.t_max)</w:t>
-            </w:r>
-            <w:r>
-              <w:rPr>
-                <w:rStyle w:val="Style12"/>
-                <w:rFonts w:ascii="Liberation Serif" w:hAnsi="Liberation Serif"/>
-                <w:b w:val="false"/>
-                <w:bCs w:val="false"/>
-                <w:i w:val="false"/>
-                <w:strike w:val="false"/>
-                <w:dstrike w:val="false"/>
-                <w:outline w:val="false"/>
-                <w:shadow w:val="false"/>
-                <w:color w:val="000000"/>
-                <w:sz w:val="22"/>
-                <w:szCs w:val="22"/>
-                <w:u w:val="none"/>
-                <w:shd w:fill="FFFFFF" w:val="clear"/>
-                <w:em w:val="none"/>
-              </w:rPr>
-              <w:t xml:space="preserve"> | output_parser</w:t>
-            </w:r>
-            <w:r>
-              <w:rPr>
-                <w:rStyle w:val="Style12"/>
-                <w:rFonts w:ascii="Liberation Serif" w:hAnsi="Liberation Serif"/>
-                <w:b w:val="false"/>
-                <w:bCs w:val="false"/>
-                <w:i w:val="false"/>
-                <w:strike w:val="false"/>
-                <w:dstrike w:val="false"/>
-                <w:outline w:val="false"/>
-                <w:shadow w:val="false"/>
-                <w:color w:val="000000"/>
-                <w:sz w:val="22"/>
-                <w:szCs w:val="22"/>
-                <w:u w:val="none"/>
-                <w:shd w:fill="auto" w:val="clear"/>
-                <w:em w:val="none"/>
-              </w:rPr>
-              <w:t xml:space="preserve"> }}</w:t>
-            </w:r>
-            <w:r>
-              <w:rPr>
-                <w:rFonts w:ascii="Liberation Serif" w:hAnsi="Liberation Serif"/>
-                <w:b w:val="false"/>
-                <w:i w:val="false"/>
-                <w:strike w:val="false"/>
-                <w:dstrike w:val="false"/>
-                <w:outline w:val="false"/>
-                <w:shadow w:val="false"/>
-                <w:color w:val="000000"/>
-                <w:sz w:val="22"/>
-                <w:szCs w:val="22"/>
-                <w:u w:val="none"/>
-                <w:em w:val="none"/>
-              </w:rPr>
-              <w:t>.</w:t>
             </w:r>
           </w:p>
           <w:p>
@@ -25192,37 +25038,608 @@
                 <w:rStyle w:val="Style12"/>
                 <w:rFonts w:ascii="Liberation Serif" w:hAnsi="Liberation Serif"/>
                 <w:b w:val="false"/>
-                <w:bCs w:val="false"/>
-                <w:i w:val="false"/>
-                <w:strike w:val="false"/>
-                <w:dstrike w:val="false"/>
-                <w:outline w:val="false"/>
-                <w:shadow w:val="false"/>
-                <w:color w:val="000000"/>
-                <w:sz w:val="22"/>
-                <w:szCs w:val="22"/>
-                <w:u w:val="none"/>
-                <w:shd w:fill="auto" w:val="clear"/>
-                <w:em w:val="none"/>
-              </w:rPr>
-              <w:t>Высокий риск отгорания контакта с ростом тока нагрузки</w:t>
-            </w:r>
-            <w:r>
-              <w:rPr>
-                <w:rStyle w:val="Style12"/>
-                <w:rFonts w:ascii="Liberation Serif" w:hAnsi="Liberation Serif"/>
-                <w:b w:val="false"/>
-                <w:bCs/>
-                <w:i w:val="false"/>
-                <w:strike w:val="false"/>
-                <w:dstrike w:val="false"/>
-                <w:outline w:val="false"/>
-                <w:shadow w:val="false"/>
-                <w:color w:val="000000"/>
-                <w:sz w:val="22"/>
-                <w:szCs w:val="22"/>
-                <w:u w:val="none"/>
-                <w:shd w:fill="auto" w:val="clear"/>
+                <w:bCs/>
+                <w:i w:val="false"/>
+                <w:strike w:val="false"/>
+                <w:dstrike w:val="false"/>
+                <w:outline w:val="false"/>
+                <w:shadow w:val="false"/>
+                <w:color w:val="FF8000"/>
+                <w:sz w:val="22"/>
+                <w:szCs w:val="22"/>
+                <w:u w:val="none"/>
+                <w:shd w:fill="FFFFFF" w:val="clear"/>
+                <w:em w:val="none"/>
+              </w:rPr>
+              <w:t>{%</w:t>
+            </w:r>
+            <w:r>
+              <w:rPr>
+                <w:rStyle w:val="Style12"/>
+                <w:rFonts w:ascii="Liberation Serif" w:hAnsi="Liberation Serif"/>
+                <w:b w:val="false"/>
+                <w:bCs/>
+                <w:i w:val="false"/>
+                <w:strike w:val="false"/>
+                <w:dstrike w:val="false"/>
+                <w:outline w:val="false"/>
+                <w:shadow w:val="false"/>
+                <w:color w:val="FF8000"/>
+                <w:sz w:val="22"/>
+                <w:szCs w:val="22"/>
+                <w:u w:val="none"/>
+                <w:shd w:fill="FFFFFF" w:val="clear"/>
+                <w:em w:val="none"/>
+              </w:rPr>
+              <w:t xml:space="preserve">p </w:t>
+            </w:r>
+            <w:r>
+              <w:rPr>
+                <w:rStyle w:val="Style12"/>
+                <w:rFonts w:ascii="Liberation Serif" w:hAnsi="Liberation Serif"/>
+                <w:b w:val="false"/>
+                <w:bCs/>
+                <w:i w:val="false"/>
+                <w:strike w:val="false"/>
+                <w:dstrike w:val="false"/>
+                <w:outline w:val="false"/>
+                <w:shadow w:val="false"/>
+                <w:color w:val="FF8000"/>
+                <w:sz w:val="22"/>
+                <w:szCs w:val="22"/>
+                <w:u w:val="none"/>
+                <w:shd w:fill="FFFFFF" w:val="clear"/>
+                <w:em w:val="none"/>
+              </w:rPr>
+              <w:t>s</w:t>
+            </w:r>
+            <w:r>
+              <w:rPr>
+                <w:rStyle w:val="Style12"/>
+                <w:rFonts w:ascii="Liberation Serif" w:hAnsi="Liberation Serif"/>
+                <w:b w:val="false"/>
+                <w:bCs/>
+                <w:i w:val="false"/>
+                <w:strike w:val="false"/>
+                <w:dstrike w:val="false"/>
+                <w:outline w:val="false"/>
+                <w:shadow w:val="false"/>
+                <w:color w:val="FF8000"/>
+                <w:sz w:val="22"/>
+                <w:szCs w:val="22"/>
+                <w:u w:val="none"/>
+                <w:shd w:fill="FFFFFF" w:val="clear"/>
+                <w:em w:val="none"/>
+              </w:rPr>
+              <w:t>e</w:t>
+            </w:r>
+            <w:r>
+              <w:rPr>
+                <w:rStyle w:val="Style12"/>
+                <w:rFonts w:ascii="Liberation Serif" w:hAnsi="Liberation Serif"/>
+                <w:b w:val="false"/>
+                <w:bCs/>
+                <w:i w:val="false"/>
+                <w:strike w:val="false"/>
+                <w:dstrike w:val="false"/>
+                <w:outline w:val="false"/>
+                <w:shadow w:val="false"/>
+                <w:color w:val="FF8000"/>
+                <w:sz w:val="22"/>
+                <w:szCs w:val="22"/>
+                <w:u w:val="none"/>
+                <w:shd w:fill="FFFFFF" w:val="clear"/>
+                <w:em w:val="none"/>
+              </w:rPr>
+              <w:t xml:space="preserve">t </w:t>
+            </w:r>
+            <w:r>
+              <w:rPr>
+                <w:rStyle w:val="Style12"/>
+                <w:rFonts w:ascii="Liberation Serif" w:hAnsi="Liberation Serif"/>
+                <w:b w:val="false"/>
+                <w:bCs/>
+                <w:i w:val="false"/>
+                <w:strike w:val="false"/>
+                <w:dstrike w:val="false"/>
+                <w:outline w:val="false"/>
+                <w:shadow w:val="false"/>
+                <w:color w:val="FF8000"/>
+                <w:sz w:val="22"/>
+                <w:szCs w:val="22"/>
+                <w:u w:val="none"/>
+                <w:shd w:fill="FFFFFF" w:val="clear"/>
+                <w:em w:val="none"/>
+              </w:rPr>
+              <w:t>c</w:t>
+            </w:r>
+            <w:r>
+              <w:rPr>
+                <w:rStyle w:val="Style12"/>
+                <w:rFonts w:ascii="Liberation Serif" w:hAnsi="Liberation Serif"/>
+                <w:b w:val="false"/>
+                <w:bCs/>
+                <w:i w:val="false"/>
+                <w:strike w:val="false"/>
+                <w:dstrike w:val="false"/>
+                <w:outline w:val="false"/>
+                <w:shadow w:val="false"/>
+                <w:color w:val="FF8000"/>
+                <w:sz w:val="22"/>
+                <w:szCs w:val="22"/>
+                <w:u w:val="none"/>
+                <w:shd w:fill="FFFFFF" w:val="clear"/>
+                <w:em w:val="none"/>
+              </w:rPr>
+              <w:t>h</w:t>
+            </w:r>
+            <w:r>
+              <w:rPr>
+                <w:rStyle w:val="Style12"/>
+                <w:rFonts w:ascii="Liberation Serif" w:hAnsi="Liberation Serif"/>
+                <w:b w:val="false"/>
+                <w:bCs/>
+                <w:i w:val="false"/>
+                <w:strike w:val="false"/>
+                <w:dstrike w:val="false"/>
+                <w:outline w:val="false"/>
+                <w:shadow w:val="false"/>
+                <w:color w:val="FF8000"/>
+                <w:sz w:val="22"/>
+                <w:szCs w:val="22"/>
+                <w:u w:val="none"/>
+                <w:shd w:fill="FFFFFF" w:val="clear"/>
+                <w:em w:val="none"/>
+              </w:rPr>
+              <w:t>a</w:t>
+            </w:r>
+            <w:r>
+              <w:rPr>
+                <w:rStyle w:val="Style12"/>
+                <w:rFonts w:ascii="Liberation Serif" w:hAnsi="Liberation Serif"/>
+                <w:b w:val="false"/>
+                <w:bCs/>
+                <w:i w:val="false"/>
+                <w:strike w:val="false"/>
+                <w:dstrike w:val="false"/>
+                <w:outline w:val="false"/>
+                <w:shadow w:val="false"/>
+                <w:color w:val="FF8000"/>
+                <w:sz w:val="22"/>
+                <w:szCs w:val="22"/>
+                <w:u w:val="none"/>
+                <w:shd w:fill="FFFFFF" w:val="clear"/>
+                <w:em w:val="none"/>
+              </w:rPr>
+              <w:t>n</w:t>
+            </w:r>
+            <w:r>
+              <w:rPr>
+                <w:rStyle w:val="Style12"/>
+                <w:rFonts w:ascii="Liberation Serif" w:hAnsi="Liberation Serif"/>
+                <w:b w:val="false"/>
+                <w:bCs/>
+                <w:i w:val="false"/>
+                <w:strike w:val="false"/>
+                <w:dstrike w:val="false"/>
+                <w:outline w:val="false"/>
+                <w:shadow w:val="false"/>
+                <w:color w:val="FF8000"/>
+                <w:sz w:val="22"/>
+                <w:szCs w:val="22"/>
+                <w:u w:val="none"/>
+                <w:shd w:fill="FFFFFF" w:val="clear"/>
+                <w:em w:val="none"/>
+              </w:rPr>
+              <w:t>g</w:t>
+            </w:r>
+            <w:r>
+              <w:rPr>
+                <w:rStyle w:val="Style12"/>
+                <w:rFonts w:ascii="Liberation Serif" w:hAnsi="Liberation Serif"/>
+                <w:b w:val="false"/>
+                <w:bCs/>
+                <w:i w:val="false"/>
+                <w:strike w:val="false"/>
+                <w:dstrike w:val="false"/>
+                <w:outline w:val="false"/>
+                <w:shadow w:val="false"/>
+                <w:color w:val="FF8000"/>
+                <w:sz w:val="22"/>
+                <w:szCs w:val="22"/>
+                <w:u w:val="none"/>
+                <w:shd w:fill="FFFFFF" w:val="clear"/>
+                <w:em w:val="none"/>
+              </w:rPr>
+              <w:t>e</w:t>
+            </w:r>
+            <w:r>
+              <w:rPr>
+                <w:rStyle w:val="Style12"/>
+                <w:rFonts w:ascii="Liberation Serif" w:hAnsi="Liberation Serif"/>
+                <w:b w:val="false"/>
+                <w:bCs/>
+                <w:i w:val="false"/>
+                <w:strike w:val="false"/>
+                <w:dstrike w:val="false"/>
+                <w:outline w:val="false"/>
+                <w:shadow w:val="false"/>
+                <w:color w:val="FF8000"/>
+                <w:sz w:val="22"/>
+                <w:szCs w:val="22"/>
+                <w:u w:val="none"/>
+                <w:shd w:fill="FFFFFF" w:val="clear"/>
+                <w:em w:val="none"/>
+              </w:rPr>
+              <w:t>l</w:t>
+            </w:r>
+            <w:r>
+              <w:rPr>
+                <w:rStyle w:val="Style12"/>
+                <w:rFonts w:ascii="Liberation Serif" w:hAnsi="Liberation Serif"/>
+                <w:b w:val="false"/>
+                <w:bCs/>
+                <w:i w:val="false"/>
+                <w:strike w:val="false"/>
+                <w:dstrike w:val="false"/>
+                <w:outline w:val="false"/>
+                <w:shadow w:val="false"/>
+                <w:color w:val="FF8000"/>
+                <w:sz w:val="22"/>
+                <w:szCs w:val="22"/>
+                <w:u w:val="none"/>
+                <w:shd w:fill="FFFFFF" w:val="clear"/>
+                <w:em w:val="none"/>
+              </w:rPr>
+              <w:t>o</w:t>
+            </w:r>
+            <w:r>
+              <w:rPr>
+                <w:rStyle w:val="Style12"/>
+                <w:rFonts w:ascii="Liberation Serif" w:hAnsi="Liberation Serif"/>
+                <w:b w:val="false"/>
+                <w:bCs/>
+                <w:i w:val="false"/>
+                <w:strike w:val="false"/>
+                <w:dstrike w:val="false"/>
+                <w:outline w:val="false"/>
+                <w:shadow w:val="false"/>
+                <w:color w:val="FF8000"/>
+                <w:sz w:val="22"/>
+                <w:szCs w:val="22"/>
+                <w:u w:val="none"/>
+                <w:shd w:fill="FFFFFF" w:val="clear"/>
+                <w:em w:val="none"/>
+              </w:rPr>
+              <w:t xml:space="preserve">g </w:t>
+            </w:r>
+            <w:r>
+              <w:rPr>
+                <w:rStyle w:val="Style12"/>
+                <w:rFonts w:ascii="Liberation Serif" w:hAnsi="Liberation Serif"/>
+                <w:b w:val="false"/>
+                <w:bCs/>
+                <w:i w:val="false"/>
+                <w:strike w:val="false"/>
+                <w:dstrike w:val="false"/>
+                <w:outline w:val="false"/>
+                <w:shadow w:val="false"/>
+                <w:color w:val="FF8000"/>
+                <w:sz w:val="22"/>
+                <w:szCs w:val="22"/>
+                <w:u w:val="none"/>
+                <w:shd w:fill="FFFFFF" w:val="clear"/>
+                <w:em w:val="none"/>
+              </w:rPr>
+              <w:t>=</w:t>
+            </w:r>
+            <w:r>
+              <w:rPr>
+                <w:rStyle w:val="Style12"/>
+                <w:rFonts w:ascii="Liberation Serif" w:hAnsi="Liberation Serif"/>
+                <w:b w:val="false"/>
+                <w:bCs/>
+                <w:i w:val="false"/>
+                <w:strike w:val="false"/>
+                <w:dstrike w:val="false"/>
+                <w:outline w:val="false"/>
+                <w:shadow w:val="false"/>
+                <w:color w:val="FF8000"/>
+                <w:sz w:val="22"/>
+                <w:szCs w:val="22"/>
+                <w:u w:val="none"/>
+                <w:shd w:fill="FFFFFF" w:val="clear"/>
+                <w:em w:val="none"/>
+              </w:rPr>
+              <w:t xml:space="preserve"> </w:t>
+            </w:r>
+            <w:r>
+              <w:rPr>
+                <w:rStyle w:val="Style12"/>
+                <w:rFonts w:ascii="Liberation Serif" w:hAnsi="Liberation Serif"/>
+                <w:b w:val="false"/>
+                <w:bCs w:val="false"/>
+                <w:i w:val="false"/>
+                <w:caps w:val="false"/>
+                <w:smallCaps w:val="false"/>
+                <w:strike w:val="false"/>
+                <w:dstrike w:val="false"/>
+                <w:outline w:val="false"/>
+                <w:shadow w:val="false"/>
+                <w:color w:val="FF8000"/>
+                <w:spacing w:val="0"/>
+                <w:sz w:val="22"/>
+                <w:szCs w:val="22"/>
+                <w:u w:val="none"/>
+                <w:shd w:fill="FFFFFF" w:val="clear"/>
+                <w:em w:val="none"/>
+              </w:rPr>
+              <w:t>'</w:t>
+            </w:r>
+            <w:r>
+              <w:rPr>
+                <w:rStyle w:val="Style12"/>
+                <w:rFonts w:ascii="Liberation Serif" w:hAnsi="Liberation Serif"/>
+                <w:b w:val="false"/>
+                <w:bCs/>
+                <w:i w:val="false"/>
+                <w:strike w:val="false"/>
+                <w:dstrike w:val="false"/>
+                <w:outline w:val="false"/>
+                <w:shadow w:val="false"/>
+                <w:color w:val="FF8000"/>
+                <w:sz w:val="22"/>
+                <w:szCs w:val="22"/>
+                <w:u w:val="none"/>
+                <w:shd w:fill="FFFFFF" w:val="clear"/>
+                <w:em w:val="none"/>
+              </w:rPr>
+              <w:t>изменено 30 на 100 30.09.2026</w:t>
+            </w:r>
+            <w:r>
+              <w:rPr>
+                <w:rStyle w:val="Style12"/>
+                <w:rFonts w:ascii="Liberation Serif" w:hAnsi="Liberation Serif"/>
+                <w:b w:val="false"/>
+                <w:bCs w:val="false"/>
+                <w:i w:val="false"/>
+                <w:caps w:val="false"/>
+                <w:smallCaps w:val="false"/>
+                <w:strike w:val="false"/>
+                <w:dstrike w:val="false"/>
+                <w:outline w:val="false"/>
+                <w:shadow w:val="false"/>
+                <w:color w:val="FF8000"/>
+                <w:spacing w:val="0"/>
+                <w:sz w:val="22"/>
+                <w:szCs w:val="22"/>
+                <w:u w:val="none"/>
+                <w:shd w:fill="FFFFFF" w:val="clear"/>
+                <w:em w:val="none"/>
+              </w:rPr>
+              <w:t>' %</w:t>
+            </w:r>
+            <w:r>
+              <w:rPr>
+                <w:rStyle w:val="Style12"/>
+                <w:rFonts w:ascii="Liberation Serif" w:hAnsi="Liberation Serif"/>
+                <w:b w:val="false"/>
+                <w:bCs/>
+                <w:i w:val="false"/>
+                <w:strike w:val="false"/>
+                <w:dstrike w:val="false"/>
+                <w:outline w:val="false"/>
+                <w:shadow w:val="false"/>
+                <w:color w:val="FF8000"/>
+                <w:sz w:val="22"/>
+                <w:szCs w:val="22"/>
+                <w:u w:val="none"/>
+                <w:shd w:fill="FFFFFF" w:val="clear"/>
+                <w:em w:val="none"/>
+              </w:rPr>
+              <w:t>}</w:t>
+            </w:r>
+          </w:p>
+          <w:p>
+            <w:pPr>
+              <w:pStyle w:val="Normal"/>
+              <w:bidi w:val="0"/>
+              <w:jc w:val="left"/>
+              <w:rPr/>
+            </w:pPr>
+            <w:r>
+              <w:rPr>
+                <w:rStyle w:val="Style12"/>
+                <w:rFonts w:ascii="Liberation Serif" w:hAnsi="Liberation Serif"/>
+                <w:b w:val="false"/>
+                <w:bCs/>
+                <w:i w:val="false"/>
+                <w:strike w:val="false"/>
+                <w:dstrike w:val="false"/>
+                <w:outline w:val="false"/>
+                <w:shadow w:val="false"/>
+                <w:color w:val="000000"/>
+                <w:sz w:val="22"/>
+                <w:szCs w:val="22"/>
+                <w:u w:val="none"/>
+                <w:shd w:fill="FFFFFF" w:val="clear"/>
+                <w:em w:val="none"/>
+              </w:rPr>
+              <w:t>П</w:t>
+            </w:r>
+            <w:r>
+              <w:rPr>
+                <w:rStyle w:val="Style12"/>
+                <w:rFonts w:ascii="Liberation Serif" w:hAnsi="Liberation Serif"/>
+                <w:b w:val="false"/>
+                <w:bCs/>
+                <w:i w:val="false"/>
+                <w:strike w:val="false"/>
+                <w:dstrike w:val="false"/>
+                <w:outline w:val="false"/>
+                <w:shadow w:val="false"/>
+                <w:color w:val="000000"/>
+                <w:sz w:val="22"/>
+                <w:szCs w:val="22"/>
+                <w:u w:val="none"/>
+                <w:shd w:fill="auto" w:val="clear"/>
+                <w:em w:val="none"/>
+              </w:rPr>
+              <w:t>ревышение установленного абсолютного значения наибольшей допустимой температуры</w:t>
+            </w:r>
+            <w:r>
+              <w:rPr>
+                <w:rStyle w:val="Style12"/>
+                <w:rFonts w:ascii="Liberation Serif" w:hAnsi="Liberation Serif"/>
+                <w:b w:val="false"/>
+                <w:bCs w:val="false"/>
+                <w:i w:val="false"/>
+                <w:strike w:val="false"/>
+                <w:dstrike w:val="false"/>
+                <w:outline w:val="false"/>
+                <w:shadow w:val="false"/>
+                <w:color w:val="000000"/>
+                <w:sz w:val="22"/>
+                <w:szCs w:val="22"/>
+                <w:u w:val="none"/>
+                <w:shd w:fill="auto" w:val="clear"/>
+                <w:em w:val="none"/>
+              </w:rPr>
+              <w:t>{{</w:t>
+            </w:r>
+            <w:r>
+              <w:rPr>
+                <w:rStyle w:val="Style12"/>
+                <w:rFonts w:ascii="Liberation Serif" w:hAnsi="Liberation Serif"/>
+                <w:b w:val="false"/>
+                <w:bCs w:val="false"/>
+                <w:i w:val="false"/>
+                <w:strike w:val="false"/>
+                <w:dstrike w:val="false"/>
+                <w:outline w:val="false"/>
+                <w:shadow w:val="false"/>
+                <w:color w:val="000000"/>
+                <w:sz w:val="22"/>
+                <w:szCs w:val="22"/>
+                <w:u w:val="none"/>
+                <w:shd w:fill="FFFFFF" w:val="clear"/>
+                <w:em w:val="none"/>
+              </w:rPr>
+              <w:t xml:space="preserve"> (</w:t>
+            </w:r>
+            <w:r>
+              <w:rPr>
+                <w:rStyle w:val="Style12"/>
+                <w:rFonts w:ascii="Liberation Serif" w:hAnsi="Liberation Serif"/>
+                <w:b w:val="false"/>
+                <w:bCs w:val="false"/>
+                <w:i w:val="false"/>
+                <w:strike w:val="false"/>
+                <w:dstrike w:val="false"/>
+                <w:outline w:val="false"/>
+                <w:shadow w:val="false"/>
+                <w:color w:val="000000"/>
+                <w:sz w:val="22"/>
+                <w:szCs w:val="22"/>
+                <w:u w:val="none"/>
+                <w:shd w:fill="auto" w:val="clear"/>
+                <w:em w:val="none"/>
+              </w:rPr>
+              <w:t>t_sticker</w:t>
+            </w:r>
+            <w:r>
+              <w:rPr>
+                <w:rStyle w:val="Style12"/>
+                <w:rFonts w:ascii="Liberation Serif" w:hAnsi="Liberation Serif"/>
+                <w:b w:val="false"/>
+                <w:bCs w:val="false"/>
+                <w:i w:val="false"/>
+                <w:strike w:val="false"/>
+                <w:dstrike w:val="false"/>
+                <w:outline w:val="false"/>
+                <w:shadow w:val="false"/>
+                <w:color w:val="000000"/>
+                <w:sz w:val="22"/>
+                <w:szCs w:val="22"/>
+                <w:u w:val="none"/>
+                <w:shd w:fill="FFFFFF" w:val="clear"/>
+                <w:em w:val="none"/>
+              </w:rPr>
+              <w:t xml:space="preserve"> - </w:t>
+            </w:r>
+            <w:r>
+              <w:rPr>
+                <w:rStyle w:val="Style12"/>
+                <w:rFonts w:ascii="Liberation Serif" w:hAnsi="Liberation Serif"/>
+                <w:b w:val="false"/>
+                <w:bCs w:val="false"/>
+                <w:i w:val="false"/>
+                <w:strike w:val="false"/>
+                <w:dstrike w:val="false"/>
+                <w:outline w:val="false"/>
+                <w:shadow w:val="false"/>
+                <w:color w:val="000000"/>
+                <w:sz w:val="22"/>
+                <w:szCs w:val="22"/>
+                <w:u w:val="none"/>
+                <w:shd w:fill="auto" w:val="clear"/>
+                <w:em w:val="none"/>
+              </w:rPr>
+              <w:t>item.t_max)</w:t>
+            </w:r>
+            <w:r>
+              <w:rPr>
+                <w:rStyle w:val="Style12"/>
+                <w:rFonts w:ascii="Liberation Serif" w:hAnsi="Liberation Serif"/>
+                <w:b w:val="false"/>
+                <w:bCs w:val="false"/>
+                <w:i w:val="false"/>
+                <w:strike w:val="false"/>
+                <w:dstrike w:val="false"/>
+                <w:outline w:val="false"/>
+                <w:shadow w:val="false"/>
+                <w:color w:val="000000"/>
+                <w:sz w:val="22"/>
+                <w:szCs w:val="22"/>
+                <w:u w:val="none"/>
+                <w:shd w:fill="FFFFFF" w:val="clear"/>
+                <w:em w:val="none"/>
+              </w:rPr>
+              <w:t xml:space="preserve"> | output_parser</w:t>
+            </w:r>
+            <w:r>
+              <w:rPr>
+                <w:rStyle w:val="Style12"/>
+                <w:rFonts w:ascii="Liberation Serif" w:hAnsi="Liberation Serif"/>
+                <w:b w:val="false"/>
+                <w:bCs w:val="false"/>
+                <w:i w:val="false"/>
+                <w:strike w:val="false"/>
+                <w:dstrike w:val="false"/>
+                <w:outline w:val="false"/>
+                <w:shadow w:val="false"/>
+                <w:color w:val="000000"/>
+                <w:sz w:val="22"/>
+                <w:szCs w:val="22"/>
+                <w:u w:val="none"/>
+                <w:shd w:fill="auto" w:val="clear"/>
+                <w:em w:val="none"/>
+              </w:rPr>
+              <w:t xml:space="preserve"> }}</w:t>
+            </w:r>
+            <w:r>
+              <w:rPr>
+                <w:rFonts w:ascii="Liberation Serif" w:hAnsi="Liberation Serif"/>
+                <w:b w:val="false"/>
+                <w:i w:val="false"/>
+                <w:strike w:val="false"/>
+                <w:dstrike w:val="false"/>
+                <w:outline w:val="false"/>
+                <w:shadow w:val="false"/>
+                <w:color w:val="000000"/>
+                <w:sz w:val="22"/>
+                <w:szCs w:val="22"/>
+                <w:u w:val="none"/>
                 <w:em w:val="none"/>
               </w:rPr>
               <w:t>.</w:t>
@@ -25242,6 +25659,56 @@
                 <w:rStyle w:val="Style12"/>
                 <w:rFonts w:ascii="Liberation Serif" w:hAnsi="Liberation Serif"/>
                 <w:b w:val="false"/>
+                <w:bCs w:val="false"/>
+                <w:i w:val="false"/>
+                <w:strike w:val="false"/>
+                <w:dstrike w:val="false"/>
+                <w:outline w:val="false"/>
+                <w:shadow w:val="false"/>
+                <w:color w:val="000000"/>
+                <w:sz w:val="22"/>
+                <w:szCs w:val="22"/>
+                <w:u w:val="none"/>
+                <w:shd w:fill="auto" w:val="clear"/>
+                <w:em w:val="none"/>
+              </w:rPr>
+              <w:t>Высокий риск отгорания контакта с ростом тока нагрузки</w:t>
+            </w:r>
+            <w:r>
+              <w:rPr>
+                <w:rStyle w:val="Style12"/>
+                <w:rFonts w:ascii="Liberation Serif" w:hAnsi="Liberation Serif"/>
+                <w:b w:val="false"/>
+                <w:bCs/>
+                <w:i w:val="false"/>
+                <w:strike w:val="false"/>
+                <w:dstrike w:val="false"/>
+                <w:outline w:val="false"/>
+                <w:shadow w:val="false"/>
+                <w:color w:val="000000"/>
+                <w:sz w:val="22"/>
+                <w:szCs w:val="22"/>
+                <w:u w:val="none"/>
+                <w:shd w:fill="auto" w:val="clear"/>
+                <w:em w:val="none"/>
+              </w:rPr>
+              <w:t>.</w:t>
+            </w:r>
+          </w:p>
+          <w:p>
+            <w:pPr>
+              <w:pStyle w:val="Normal"/>
+              <w:widowControl/>
+              <w:bidi w:val="0"/>
+              <w:ind w:hanging="0" w:left="0" w:right="0"/>
+              <w:jc w:val="left"/>
+              <w:rPr/>
+            </w:pPr>
+            <w:r>
+              <w:rPr>
+                <w:rStyle w:val="Style12"/>
+                <w:rFonts w:ascii="Liberation Serif" w:hAnsi="Liberation Serif"/>
+                <w:b w:val="false"/>
                 <w:bCs/>
                 <w:i w:val="false"/>
                 <w:strike w:val="false"/>
@@ -25589,7 +26056,67 @@
                 <w:shd w:fill="FFFFFF" w:val="clear"/>
                 <w:em w:val="none"/>
               </w:rPr>
-              <w:t xml:space="preserve"> 30</w:t>
+              <w:t xml:space="preserve"> </w:t>
+            </w:r>
+            <w:r>
+              <w:rPr>
+                <w:rStyle w:val="Style12"/>
+                <w:rFonts w:ascii="Liberation Serif" w:hAnsi="Liberation Serif"/>
+                <w:b w:val="false"/>
+                <w:bCs w:val="false"/>
+                <w:i w:val="false"/>
+                <w:strike w:val="false"/>
+                <w:dstrike w:val="false"/>
+                <w:outline w:val="false"/>
+                <w:shadow w:val="false"/>
+                <w:color w:val="C9211E"/>
+                <w:sz w:val="22"/>
+                <w:szCs w:val="22"/>
+                <w:u w:val="none"/>
+                <w:shd w:fill="FFFFFF" w:val="clear"/>
+                <w:em w:val="none"/>
+              </w:rPr>
+              <w:t>1</w:t>
+            </w:r>
+            <w:r>
+              <w:rPr>
+                <w:rStyle w:val="Style12"/>
+                <w:rFonts w:ascii="Liberation Serif" w:hAnsi="Liberation Serif"/>
+                <w:b w:val="false"/>
+                <w:bCs w:val="false"/>
+                <w:i w:val="false"/>
+                <w:strike w:val="false"/>
+                <w:dstrike w:val="false"/>
+                <w:outline w:val="false"/>
+                <w:shadow w:val="false"/>
+                <w:color w:val="C9211E"/>
+                <w:sz w:val="22"/>
+                <w:szCs w:val="22"/>
+                <w:u w:val="none"/>
+                <w:shd w:fill="FFFFFF" w:val="clear"/>
+                <w:em w:val="none"/>
+              </w:rPr>
+              <w:t>0</w:t>
+            </w:r>
+            <w:r>
+              <w:rPr>
+                <w:rStyle w:val="Style12"/>
+                <w:rFonts w:ascii="Liberation Serif" w:hAnsi="Liberation Serif"/>
+                <w:b w:val="false"/>
+                <w:bCs w:val="false"/>
+                <w:i w:val="false"/>
+                <w:strike w:val="false"/>
+                <w:dstrike w:val="false"/>
+                <w:outline w:val="false"/>
+                <w:shadow w:val="false"/>
+                <w:color w:val="C9211E"/>
+                <w:sz w:val="22"/>
+                <w:szCs w:val="22"/>
+                <w:u w:val="none"/>
+                <w:shd w:fill="FFFFFF" w:val="clear"/>
+                <w:em w:val="none"/>
+              </w:rPr>
+              <w:t>0</w:t>
             </w:r>
             <w:r>
               <w:rPr>
@@ -30789,7 +31316,7 @@
               <w:sz w:val="16"/>
               <w:szCs w:val="16"/>
             </w:rPr>
-            <w:t xml:space="preserve">{{ params.period_end | add_day_parser(1) </w:t>
+            <w:t xml:space="preserve">{{ params.period_end | add_day_parser(0) </w:t>
           </w:r>
           <w:r>
             <w:rPr>
